--- a/c05/FILM-Excel-05-Inventariere.docx
+++ b/c05/FILM-Excel-05-Inventariere.docx
@@ -8,7 +8,7 @@
           <w:b/>
           <w:sz w:val="44"/>
         </w:rPr>
-        <w:t>FILM · C05 DICȚIONARUL DATELOR</w:t>
+        <w:t>FILM · C05 INVENTARIEREA SETULUI DE DATE</w:t>
       </w:r>
     </w:p>
     <w:p>
@@ -540,7 +540,7 @@
           <w:rFonts w:ascii="Calibri" w:hAnsi="Calibri"/>
           <w:sz w:val="20"/>
         </w:rPr>
-        <w:t>Construcția 05 DICȚIONARUL DATELOR preia tabelul predat de construcția precedentă. C04 a normalizat tabelul. C05 transformă tabelul curat într-un teritoriu pe care îl poți enumera: câte etichete distincte pe coloană, dicționarul exhaustiv, granularitatea atomică, tipologia coloanelor (cardinalitate mică vs mare).</w:t>
+        <w:t>Construcția 05 INVENTARIEREA SETULUI DE DATE preia tabelul predat de construcția precedentă. C04 a normalizat tabelul. C05 transformă tabelul curat într-un teritoriu pe care îl poți enumera: câte etichete distincte pe coloană, dicționarul exhaustiv, granularitatea atomică, tipologia coloanelor (cardinalitate mică vs mare).</w:t>
       </w:r>
     </w:p>
     <w:p>
@@ -2102,7 +2102,7 @@
           <w:rFonts w:ascii="Calibri" w:hAnsi="Calibri"/>
           <w:sz w:val="20"/>
         </w:rPr>
-        <w:t>Pack 02 Excel · Constructia 05 DICȚIONARUL DATELOR.</w:t>
+        <w:t>Pack 02 Excel · Constructia 05 INVENTARIEREA SETULUI DE DATE.</w:t>
       </w:r>
     </w:p>
     <w:p>
